--- a/Basak_Erdem_Resume.docx
+++ b/Basak_Erdem_Resume.docx
@@ -1016,7 +1016,7 @@
           <w:sz w:val="24"/>
           <w:szCs w:val="24"/>
         </w:rPr>
-        <w:t>Google Project Management Professional Certificate, Coursera (2024)</w:t>
+        <w:t>Google Project Management Professional Certificate, Coursera (2025)</w:t>
       </w:r>
     </w:p>
     <w:p>
